--- a/Pemodelan-Computer-Aided-Design/Modul-Word/Modul-4-Dimensi-Anotasi-dan-Format-Gambar-Teknik.docx
+++ b/Pemodelan-Computer-Aided-Design/Modul-Word/Modul-4-Dimensi-Anotasi-dan-Format-Gambar-Teknik.docx
@@ -3579,7 +3579,7 @@
       <w:r>
         <w:drawing>
           <wp:inline xmlns:a="http://schemas.openxmlformats.org/drawingml/2006/main" xmlns:pic="http://schemas.openxmlformats.org/drawingml/2006/picture">
-            <wp:extent cx="5400000" cy="2495606"/>
+            <wp:extent cx="5400000" cy="1620858"/>
             <wp:docPr id="1858245149" name="Picture 1858245149"/>
             <wp:cNvGraphicFramePr>
               <a:graphicFrameLocks noChangeAspect="1"/>
@@ -3600,7 +3600,7 @@
                   <pic:spPr>
                     <a:xfrm>
                       <a:off x="0" y="0"/>
-                      <a:ext cx="5400000" cy="2495606"/>
+                      <a:ext cx="5400000" cy="1620858"/>
                     </a:xfrm>
                     <a:prstGeom prst="rect"/>
                   </pic:spPr>
@@ -9416,6 +9416,62 @@
     </w:p>
     <w:p>
       <w:pPr>
+        <w:keepNext/>
+        <w:spacing w:after="80"/>
+        <w:jc w:val="center"/>
+      </w:pPr>
+      <w:r>
+        <w:drawing>
+          <wp:inline xmlns:a="http://schemas.openxmlformats.org/drawingml/2006/main" xmlns:pic="http://schemas.openxmlformats.org/drawingml/2006/picture">
+            <wp:extent cx="5400000" cy="2638539"/>
+            <wp:docPr id="1858245154" name="Picture 1858245154"/>
+            <wp:cNvGraphicFramePr>
+              <a:graphicFrameLocks noChangeAspect="1"/>
+            </wp:cNvGraphicFramePr>
+            <a:graphic>
+              <a:graphicData uri="http://schemas.openxmlformats.org/drawingml/2006/picture">
+                <pic:pic>
+                  <pic:nvPicPr>
+                    <pic:cNvPr id="0" name="m4-g7.png"/>
+                    <pic:cNvPicPr/>
+                  </pic:nvPicPr>
+                  <pic:blipFill>
+                    <a:blip r:embed="rId37"/>
+                    <a:stretch>
+                      <a:fillRect/>
+                    </a:stretch>
+                  </pic:blipFill>
+                  <pic:spPr>
+                    <a:xfrm>
+                      <a:off x="0" y="0"/>
+                      <a:ext cx="5400000" cy="2638539"/>
+                    </a:xfrm>
+                    <a:prstGeom prst="rect"/>
+                  </pic:spPr>
+                </pic:pic>
+              </a:graphicData>
+            </a:graphic>
+          </wp:inline>
+        </w:drawing>
+      </w:r>
+    </w:p>
+    <w:p>
+      <w:pPr>
+        <w:spacing w:after="200" w:line="276" w:lineRule="auto"/>
+        <w:jc w:val="center"/>
+      </w:pPr>
+      <w:r>
+        <w:rPr>
+          <w:rFonts w:ascii="Arial" w:hAnsi="Arial" w:eastAsia="Arial" w:cs="Arial"/>
+          <w:b/>
+          <w:i w:val="0"/>
+          <w:sz w:val="20"/>
+        </w:rPr>
+        <w:t>Gambar 7 — Gambar kerja target praktik: pelat berpinggul berlubang. Satuan mm; tampak Top (XY) dengan titik asal (0, 0) di sudut kiri-bawah pelat. Kontur 120 × 70, chamfer C15, dan lubang ⌀20 di (60, 35) dibuat pada langkah 2; dimensi 120, 70, baseline 60 dan 35, ⌀20, dua kaki 15, dan sudut 45° pada langkah 3; Label “C15 × 45°” dan Draft Text dua baris (bahan, toleransi umum) pada langkah 4.</w:t>
+      </w:r>
+    </w:p>
+    <w:p>
+      <w:pPr>
         <w:spacing w:line="360" w:lineRule="auto" w:after="60"/>
         <w:ind w:left="425" w:hanging="227"/>
       </w:pPr>
@@ -11786,7 +11842,7 @@
         <w:drawing>
           <wp:inline xmlns:a="http://schemas.openxmlformats.org/drawingml/2006/main" xmlns:pic="http://schemas.openxmlformats.org/drawingml/2006/picture">
             <wp:extent cx="4680000" cy="2069564"/>
-            <wp:docPr id="1858245154" name="Picture 1858245154"/>
+            <wp:docPr id="1858245155" name="Picture 1858245155"/>
             <wp:cNvGraphicFramePr>
               <a:graphicFrameLocks noChangeAspect="1"/>
             </wp:cNvGraphicFramePr>
@@ -11795,95 +11851,6 @@
                 <pic:pic>
                   <pic:nvPicPr>
                     <pic:cNvPr id="0" name="m4-t1.png"/>
-                    <pic:cNvPicPr/>
-                  </pic:nvPicPr>
-                  <pic:blipFill>
-                    <a:blip r:embed="rId37"/>
-                    <a:stretch>
-                      <a:fillRect/>
-                    </a:stretch>
-                  </pic:blipFill>
-                  <pic:spPr>
-                    <a:xfrm>
-                      <a:off x="0" y="0"/>
-                      <a:ext cx="4680000" cy="2069564"/>
-                    </a:xfrm>
-                    <a:prstGeom prst="rect"/>
-                  </pic:spPr>
-                </pic:pic>
-              </a:graphicData>
-            </a:graphic>
-          </wp:inline>
-        </w:drawing>
-      </w:r>
-    </w:p>
-    <w:p>
-      <w:pPr>
-        <w:spacing w:after="200" w:line="276" w:lineRule="auto"/>
-        <w:jc w:val="center"/>
-      </w:pPr>
-      <w:r>
-        <w:rPr>
-          <w:rFonts w:ascii="Arial" w:hAnsi="Arial" w:eastAsia="Arial" w:cs="Arial"/>
-          <w:b/>
-          <w:i w:val="0"/>
-          <w:sz w:val="20"/>
-        </w:rPr>
-        <w:t>📐 Gambar acuan: setengah profil poros bertingkat dengan dimensi berantai. Simbol mengikuti teks tugas; angka dimensi milik Anda muncul setelah masuk.</w:t>
-      </w:r>
-    </w:p>
-    <w:p>
-      <w:pPr>
-        <w:spacing w:line="360" w:lineRule="auto" w:after="40"/>
-        <w:jc w:val="both"/>
-      </w:pPr>
-      <w:r>
-        <w:rPr>
-          <w:rFonts w:ascii="Arial" w:hAnsi="Arial" w:eastAsia="Arial" w:cs="Arial"/>
-          <w:b/>
-          <w:i w:val="0"/>
-          <w:sz w:val="22"/>
-        </w:rPr>
-        <w:t xml:space="preserve">T2. </w:t>
-      </w:r>
-      <w:r>
-        <w:rPr>
-          <w:rFonts w:ascii="Arial" w:hAnsi="Arial" w:eastAsia="Arial" w:cs="Arial"/>
-          <w:b w:val="0"/>
-          <w:i w:val="0"/>
-          <w:sz w:val="22"/>
-        </w:rPr>
-        <w:t>Sektor lingkaran + dimensi R dan angular — luas (mm²)</w:t>
-      </w:r>
-      <w:r>
-        <w:rPr>
-          <w:rFonts w:ascii="Arial" w:hAnsi="Arial" w:eastAsia="Arial" w:cs="Arial"/>
-          <w:b/>
-          <w:i w:val="0"/>
-          <w:sz w:val="22"/>
-        </w:rPr>
-        <w:t xml:space="preserve"> (6 poin)</w:t>
-      </w:r>
-    </w:p>
-    <w:p>
-      <w:pPr>
-        <w:keepNext/>
-        <w:spacing w:after="80"/>
-        <w:jc w:val="center"/>
-      </w:pPr>
-      <w:r>
-        <w:drawing>
-          <wp:inline xmlns:a="http://schemas.openxmlformats.org/drawingml/2006/main" xmlns:pic="http://schemas.openxmlformats.org/drawingml/2006/picture">
-            <wp:extent cx="4680000" cy="2069564"/>
-            <wp:docPr id="1858245155" name="Picture 1858245155"/>
-            <wp:cNvGraphicFramePr>
-              <a:graphicFrameLocks noChangeAspect="1"/>
-            </wp:cNvGraphicFramePr>
-            <a:graphic>
-              <a:graphicData uri="http://schemas.openxmlformats.org/drawingml/2006/picture">
-                <pic:pic>
-                  <pic:nvPicPr>
-                    <pic:cNvPr id="0" name="m4-t2.png"/>
                     <pic:cNvPicPr/>
                   </pic:nvPicPr>
                   <pic:blipFill>
@@ -11918,7 +11885,7 @@
           <w:i w:val="0"/>
           <w:sz w:val="20"/>
         </w:rPr>
-        <w:t>📐 Gambar acuan: sektor lingkaran dengan dimensi R dan angular. Simbol mengikuti teks tugas; angka dimensi milik Anda muncul setelah masuk.</w:t>
+        <w:t>📐 Gambar acuan: setengah profil poros bertingkat dengan dimensi berantai. Simbol mengikuti teks tugas; angka dimensi milik Anda muncul setelah masuk.</w:t>
       </w:r>
     </w:p>
     <w:p>
@@ -11933,16 +11900,16 @@
           <w:i w:val="0"/>
           <w:sz w:val="22"/>
         </w:rPr>
-        <w:t xml:space="preserve">T3. </w:t>
-      </w:r>
-      <w:r>
-        <w:rPr>
-          <w:rFonts w:ascii="Arial" w:hAnsi="Arial" w:eastAsia="Arial" w:cs="Arial"/>
-          <w:b w:val="0"/>
-          <w:i w:val="0"/>
-          <w:sz w:val="22"/>
-        </w:rPr>
-        <w:t>Pelat tiga lubang + baseline dan teks — jarak L1–L3 (mm)</w:t>
+        <w:t xml:space="preserve">T2. </w:t>
+      </w:r>
+      <w:r>
+        <w:rPr>
+          <w:rFonts w:ascii="Arial" w:hAnsi="Arial" w:eastAsia="Arial" w:cs="Arial"/>
+          <w:b w:val="0"/>
+          <w:i w:val="0"/>
+          <w:sz w:val="22"/>
+        </w:rPr>
+        <w:t>Sektor lingkaran + dimensi R dan angular — luas (mm²)</w:t>
       </w:r>
       <w:r>
         <w:rPr>
@@ -11963,8 +11930,97 @@
       <w:r>
         <w:drawing>
           <wp:inline xmlns:a="http://schemas.openxmlformats.org/drawingml/2006/main" xmlns:pic="http://schemas.openxmlformats.org/drawingml/2006/picture">
+            <wp:extent cx="4680000" cy="2069564"/>
+            <wp:docPr id="1858245156" name="Picture 1858245156"/>
+            <wp:cNvGraphicFramePr>
+              <a:graphicFrameLocks noChangeAspect="1"/>
+            </wp:cNvGraphicFramePr>
+            <a:graphic>
+              <a:graphicData uri="http://schemas.openxmlformats.org/drawingml/2006/picture">
+                <pic:pic>
+                  <pic:nvPicPr>
+                    <pic:cNvPr id="0" name="m4-t2.png"/>
+                    <pic:cNvPicPr/>
+                  </pic:nvPicPr>
+                  <pic:blipFill>
+                    <a:blip r:embed="rId39"/>
+                    <a:stretch>
+                      <a:fillRect/>
+                    </a:stretch>
+                  </pic:blipFill>
+                  <pic:spPr>
+                    <a:xfrm>
+                      <a:off x="0" y="0"/>
+                      <a:ext cx="4680000" cy="2069564"/>
+                    </a:xfrm>
+                    <a:prstGeom prst="rect"/>
+                  </pic:spPr>
+                </pic:pic>
+              </a:graphicData>
+            </a:graphic>
+          </wp:inline>
+        </w:drawing>
+      </w:r>
+    </w:p>
+    <w:p>
+      <w:pPr>
+        <w:spacing w:after="200" w:line="276" w:lineRule="auto"/>
+        <w:jc w:val="center"/>
+      </w:pPr>
+      <w:r>
+        <w:rPr>
+          <w:rFonts w:ascii="Arial" w:hAnsi="Arial" w:eastAsia="Arial" w:cs="Arial"/>
+          <w:b/>
+          <w:i w:val="0"/>
+          <w:sz w:val="20"/>
+        </w:rPr>
+        <w:t>📐 Gambar acuan: sektor lingkaran dengan dimensi R dan angular. Simbol mengikuti teks tugas; angka dimensi milik Anda muncul setelah masuk.</w:t>
+      </w:r>
+    </w:p>
+    <w:p>
+      <w:pPr>
+        <w:spacing w:line="360" w:lineRule="auto" w:after="40"/>
+        <w:jc w:val="both"/>
+      </w:pPr>
+      <w:r>
+        <w:rPr>
+          <w:rFonts w:ascii="Arial" w:hAnsi="Arial" w:eastAsia="Arial" w:cs="Arial"/>
+          <w:b/>
+          <w:i w:val="0"/>
+          <w:sz w:val="22"/>
+        </w:rPr>
+        <w:t xml:space="preserve">T3. </w:t>
+      </w:r>
+      <w:r>
+        <w:rPr>
+          <w:rFonts w:ascii="Arial" w:hAnsi="Arial" w:eastAsia="Arial" w:cs="Arial"/>
+          <w:b w:val="0"/>
+          <w:i w:val="0"/>
+          <w:sz w:val="22"/>
+        </w:rPr>
+        <w:t>Pelat tiga lubang + baseline dan teks — jarak L1–L3 (mm)</w:t>
+      </w:r>
+      <w:r>
+        <w:rPr>
+          <w:rFonts w:ascii="Arial" w:hAnsi="Arial" w:eastAsia="Arial" w:cs="Arial"/>
+          <w:b/>
+          <w:i w:val="0"/>
+          <w:sz w:val="22"/>
+        </w:rPr>
+        <w:t xml:space="preserve"> (6 poin)</w:t>
+      </w:r>
+    </w:p>
+    <w:p>
+      <w:pPr>
+        <w:keepNext/>
+        <w:spacing w:after="80"/>
+        <w:jc w:val="center"/>
+      </w:pPr>
+      <w:r>
+        <w:drawing>
+          <wp:inline xmlns:a="http://schemas.openxmlformats.org/drawingml/2006/main" xmlns:pic="http://schemas.openxmlformats.org/drawingml/2006/picture">
             <wp:extent cx="4680000" cy="2250934"/>
-            <wp:docPr id="1858245156" name="Picture 1858245156"/>
+            <wp:docPr id="1858245157" name="Picture 1858245157"/>
             <wp:cNvGraphicFramePr>
               <a:graphicFrameLocks noChangeAspect="1"/>
             </wp:cNvGraphicFramePr>
@@ -11976,7 +12032,7 @@
                     <pic:cNvPicPr/>
                   </pic:nvPicPr>
                   <pic:blipFill>
-                    <a:blip r:embed="rId39"/>
+                    <a:blip r:embed="rId40"/>
                     <a:stretch>
                       <a:fillRect/>
                     </a:stretch>
@@ -12053,7 +12109,7 @@
         <w:drawing>
           <wp:inline xmlns:a="http://schemas.openxmlformats.org/drawingml/2006/main" xmlns:pic="http://schemas.openxmlformats.org/drawingml/2006/picture">
             <wp:extent cx="4680000" cy="2069564"/>
-            <wp:docPr id="1858245157" name="Picture 1858245157"/>
+            <wp:docPr id="1858245158" name="Picture 1858245158"/>
             <wp:cNvGraphicFramePr>
               <a:graphicFrameLocks noChangeAspect="1"/>
             </wp:cNvGraphicFramePr>
@@ -12065,7 +12121,7 @@
                     <pic:cNvPicPr/>
                   </pic:nvPicPr>
                   <pic:blipFill>
-                    <a:blip r:embed="rId40"/>
+                    <a:blip r:embed="rId41"/>
                     <a:stretch>
                       <a:fillRect/>
                     </a:stretch>
@@ -12142,7 +12198,7 @@
         <w:drawing>
           <wp:inline xmlns:a="http://schemas.openxmlformats.org/drawingml/2006/main" xmlns:pic="http://schemas.openxmlformats.org/drawingml/2006/picture">
             <wp:extent cx="4680000" cy="2215308"/>
-            <wp:docPr id="1858245158" name="Picture 1858245158"/>
+            <wp:docPr id="1858245159" name="Picture 1858245159"/>
             <wp:cNvGraphicFramePr>
               <a:graphicFrameLocks noChangeAspect="1"/>
             </wp:cNvGraphicFramePr>
@@ -12154,7 +12210,7 @@
                     <pic:cNvPicPr/>
                   </pic:nvPicPr>
                   <pic:blipFill>
-                    <a:blip r:embed="rId41"/>
+                    <a:blip r:embed="rId42"/>
                     <a:stretch>
                       <a:fillRect/>
                     </a:stretch>

--- a/Pemodelan-Computer-Aided-Design/Modul-Word/Modul-4-Dimensi-Anotasi-dan-Format-Gambar-Teknik.docx
+++ b/Pemodelan-Computer-Aided-Design/Modul-Word/Modul-4-Dimensi-Anotasi-dan-Format-Gambar-Teknik.docx
@@ -3623,7 +3623,7 @@
           <w:i w:val="0"/>
           <w:sz w:val="20"/>
         </w:rPr>
-        <w:t>Gambar 6 — Pendimensian setengah profil poros bertingkat. Tiga panjang tingkat didimensi berantai, tiga tinggi secara vertikal; luas profil Σ lᵢ·hᵢ = 1.350 mm² adalah angka pemeriksa pada Tugas 1.</w:t>
+        <w:t>Gambar 2 — Pendimensian setengah profil poros bertingkat. Tiga panjang tingkat didimensi berantai, tiga tinggi secara vertikal; luas profil Σ lᵢ·hᵢ = 1.350 mm² adalah angka pemeriksa pada Tugas 1.</w:t>
       </w:r>
     </w:p>
     <w:p>
@@ -4654,7 +4654,7 @@
           <w:i w:val="0"/>
           <w:sz w:val="20"/>
         </w:rPr>
-        <w:t>Gambar 2 — Dimensi berantai menumpuk toleransi, baseline tidak. Empat ruas 30 ±0.2: pada dimensi berantai lubang terakhir boleh meleset ±0.8, pada baseline tiap lubang tetap ±0.2 dari acuan.</w:t>
+        <w:t>Gambar 3 — Dimensi berantai menumpuk toleransi, baseline tidak. Empat ruas 30 ±0.2: pada dimensi berantai lubang terakhir boleh meleset ±0.8, pada baseline tiap lubang tetap ±0.2 dari acuan.</w:t>
       </w:r>
     </w:p>
     <w:p>
@@ -5637,7 +5637,7 @@
           <w:i w:val="0"/>
           <w:sz w:val="20"/>
         </w:rPr>
-        <w:t>Gambar 3 — Radius, sudut, dan slot pada sektor dan alur obround. Sektor R40 sudut 60° dan slot L = 60, ⌀16: keduanya didimensi dengan R, ⌀/°, dan jarak pusat, dan keduanya punya rumus luas untuk pemeriksaan.</w:t>
+        <w:t>Gambar 4 — Radius, sudut, dan slot pada sektor dan alur obround. Sektor R40 sudut 60° dan slot L = 60, ⌀16: keduanya didimensi dengan R, ⌀/°, dan jarak pusat, dan keduanya punya rumus luas untuk pemeriksaan.</w:t>
       </w:r>
     </w:p>
     <w:p>
@@ -6647,7 +6647,7 @@
           <w:i w:val="0"/>
           <w:sz w:val="20"/>
         </w:rPr>
-        <w:t>Gambar 4 — Tiga alat teks dan anotasi Draft. Text untuk catatan bebas, Label untuk teks berpanah ke fitur, ShapeString untuk teks yang menjadi geometri.</w:t>
+        <w:t>Gambar 5 — Tiga alat teks dan anotasi Draft. Text untuk catatan bebas, Label untuk teks berpanah ke fitur, ShapeString untuk teks yang menjadi geometri.</w:t>
       </w:r>
     </w:p>
     <w:p>
@@ -8193,7 +8193,7 @@
           <w:i w:val="0"/>
           <w:sz w:val="20"/>
         </w:rPr>
-        <w:t>Gambar 5 — Dari model ke lembar gambar TechDraw. Page memuat template A4 dengan kepala gambar; View memproyeksikan objek Draft/Part; dimensi dan teks ditambahkan pada lembar, lalu diekspor ke PDF atau DXF.</w:t>
+        <w:t>Gambar 6 — Dari model ke lembar gambar TechDraw. Page memuat template A4 dengan kepala gambar; View memproyeksikan objek Draft/Part; dimensi dan teks ditambahkan pada lembar, lalu diekspor ke PDF atau DXF.</w:t>
       </w:r>
     </w:p>
     <w:p>

--- a/Pemodelan-Computer-Aided-Design/Modul-Word/Modul-4-Dimensi-Anotasi-dan-Format-Gambar-Teknik.docx
+++ b/Pemodelan-Computer-Aided-Design/Modul-Word/Modul-4-Dimensi-Anotasi-dan-Format-Gambar-Teknik.docx
@@ -10420,7 +10420,61 @@
           <w:i w:val="0"/>
           <w:sz w:val="21"/>
         </w:rPr>
-        <w:t>. Berkas boleh diganti selama tugas belum dikirim; setelah dikirim, berkas dan angka terkunci. Berkas yang terunggah tanpa angka yang benar mendapat partial 0,5 poin.</w:t>
+        <w:t xml:space="preserve">. Server membaca geometri berkas Anda: angka yang tidak ada di model ditolak dan </w:t>
+      </w:r>
+      <w:r>
+        <w:rPr>
+          <w:rFonts w:ascii="Arial" w:hAnsi="Arial" w:eastAsia="Arial" w:cs="Arial"/>
+          <w:b/>
+          <w:i w:val="0"/>
+          <w:sz w:val="21"/>
+        </w:rPr>
+        <w:t>tidak dihitung</w:t>
+      </w:r>
+      <w:r>
+        <w:rPr>
+          <w:rFonts w:ascii="Arial" w:hAnsi="Arial" w:eastAsia="Arial" w:cs="Arial"/>
+          <w:b w:val="0"/>
+          <w:i w:val="0"/>
+          <w:sz w:val="21"/>
+        </w:rPr>
+        <w:t xml:space="preserve">, jadi bacalah angkanya dari model yang diunggah. Bila kiriman dinilai salah, tugas </w:t>
+      </w:r>
+      <w:r>
+        <w:rPr>
+          <w:rFonts w:ascii="Arial" w:hAnsi="Arial" w:eastAsia="Arial" w:cs="Arial"/>
+          <w:b/>
+          <w:i w:val="0"/>
+          <w:sz w:val="21"/>
+        </w:rPr>
+        <w:t>tidak terkunci</w:t>
+      </w:r>
+      <w:r>
+        <w:rPr>
+          <w:rFonts w:ascii="Arial" w:hAnsi="Arial" w:eastAsia="Arial" w:cs="Arial"/>
+          <w:b w:val="0"/>
+          <w:i w:val="0"/>
+          <w:sz w:val="21"/>
+        </w:rPr>
+        <w:t xml:space="preserve">: perbaiki model, unggah ulang, lalu kirim ulang (tanpa batas); kiriman benar setelah pernah salah bernilai </w:t>
+      </w:r>
+      <w:r>
+        <w:rPr>
+          <w:rFonts w:ascii="Arial" w:hAnsi="Arial" w:eastAsia="Arial" w:cs="Arial"/>
+          <w:b/>
+          <w:i w:val="0"/>
+          <w:sz w:val="21"/>
+        </w:rPr>
+        <w:t>65%</w:t>
+      </w:r>
+      <w:r>
+        <w:rPr>
+          <w:rFonts w:ascii="Arial" w:hAnsi="Arial" w:eastAsia="Arial" w:cs="Arial"/>
+          <w:b w:val="0"/>
+          <w:i w:val="0"/>
+          <w:sz w:val="21"/>
+        </w:rPr>
+        <w:t xml:space="preserve"> dari poin tugas.</w:t>
       </w:r>
     </w:p>
     <w:p>

--- a/Pemodelan-Computer-Aided-Design/Modul-Word/Modul-4-Dimensi-Anotasi-dan-Format-Gambar-Teknik.docx
+++ b/Pemodelan-Computer-Aided-Design/Modul-Word/Modul-4-Dimensi-Anotasi-dan-Format-Gambar-Teknik.docx
@@ -2865,7 +2865,9 @@
           <w:color w:val="1F3864"/>
           <w:sz w:val="28"/>
         </w:rPr>
-        <w:t>ANOTASI: MENGUBAH GEOMETRI MENJADI INSTRUKSI</w:t>
+        <w:t>ANOTASI:</w:t>
+        <w:br/>
+        <w:t>MENGUBAH GEOMETRI MENJADI INSTRUKSI</w:t>
       </w:r>
     </w:p>
     <w:p>
@@ -3552,7 +3554,9 @@
           <w:color w:val="1F3864"/>
           <w:sz w:val="28"/>
         </w:rPr>
-        <w:t>JENIS DRAFT DIMENSION: LINEAR, ALIGNED, RADIUS, DIAMETER, ANGULAR</w:t>
+        <w:t>JENIS DRAFT DIMENSION:</w:t>
+        <w:br/>
+        <w:t>LINEAR, ALIGNED, RADIUS, DIAMETER, ANGULAR</w:t>
       </w:r>
     </w:p>
     <w:p>
@@ -4583,7 +4587,9 @@
           <w:color w:val="1F3864"/>
           <w:sz w:val="28"/>
         </w:rPr>
-        <w:t>ATURAN PENDIMENSIAN: ISO 129 DAN PILIHAN BERANTAI ATAU BASELINE</w:t>
+        <w:t>ATURAN PENDIMENSIAN:</w:t>
+        <w:br/>
+        <w:t>ISO 129 DAN PILIHAN BERANTAI ATAU BASELINE</w:t>
       </w:r>
     </w:p>
     <w:p>
@@ -5566,7 +5572,9 @@
           <w:color w:val="1F3864"/>
           <w:sz w:val="28"/>
         </w:rPr>
-        <w:t>RADIUS, DIAMETER, DAN SUDUT: SIMBOL DAN RUMUS PEMERIKSANYA</w:t>
+        <w:t>RADIUS, DIAMETER, DAN SUDUT:</w:t>
+        <w:br/>
+        <w:t>SIMBOL DAN RUMUS PEMERIKSANYA</w:t>
       </w:r>
     </w:p>
     <w:p>
@@ -6576,7 +6584,9 @@
           <w:color w:val="1F3864"/>
           <w:sz w:val="28"/>
         </w:rPr>
-        <w:t>TEKS DAN ANOTASI: TEXT, LABEL, DAN SHAPESTRING</w:t>
+        <w:t>TEKS DAN ANOTASI:</w:t>
+        <w:br/>
+        <w:t>TEXT, LABEL, DAN SHAPESTRING</w:t>
       </w:r>
     </w:p>
     <w:p>
@@ -7218,7 +7228,9 @@
           <w:color w:val="1F3864"/>
           <w:sz w:val="28"/>
         </w:rPr>
-        <w:t>FORMAT DIMENSI DAN LAYER: SERAGAM LEWAT ANNOTATIONSTYLE</w:t>
+        <w:t>FORMAT DIMENSI DAN LAYER:</w:t>
+        <w:br/>
+        <w:t>SERAGAM LEWAT ANNOTATIONSTYLE</w:t>
       </w:r>
     </w:p>
     <w:p>
@@ -8122,7 +8134,9 @@
           <w:color w:val="1F3864"/>
           <w:sz w:val="28"/>
         </w:rPr>
-        <w:t>LEMBAR GAMBAR TECHDRAW: TEMPLATE, VIEW, DAN EKSPOR</w:t>
+        <w:t>LEMBAR GAMBAR TECHDRAW:</w:t>
+        <w:br/>
+        <w:t>TEMPLATE, VIEW, DAN EKSPOR</w:t>
       </w:r>
     </w:p>
     <w:p>
@@ -8688,7 +8702,9 @@
           <w:color w:val="1F3864"/>
           <w:sz w:val="28"/>
         </w:rPr>
-        <w:t>PYTHON CONSOLE: DIMENSI, LABEL, DAN ANGKA PEMERIKSA</w:t>
+        <w:t>PYTHON CONSOLE:</w:t>
+        <w:br/>
+        <w:t>DIMENSI, LABEL, DAN ANGKA PEMERIKSA</w:t>
       </w:r>
     </w:p>
     <w:p>
@@ -9396,7 +9412,9 @@
           <w:color w:val="1F3864"/>
           <w:sz w:val="28"/>
         </w:rPr>
-        <w:t>PRAKTIK TERBIMBING: GAMBAR KERJA PELAT BERPINGGUL</w:t>
+        <w:t>PRAKTIK TERBIMBING:</w:t>
+        <w:br/>
+        <w:t>GAMBAR KERJA PELAT BERPINGGUL</w:t>
       </w:r>
     </w:p>
     <w:p>

--- a/Pemodelan-Computer-Aided-Design/Modul-Word/Modul-4-Dimensi-Anotasi-dan-Format-Gambar-Teknik.docx
+++ b/Pemodelan-Computer-Aided-Design/Modul-Word/Modul-4-Dimensi-Anotasi-dan-Format-Gambar-Teknik.docx
@@ -7569,7 +7569,7 @@
                 <w:i w:val="0"/>
                 <w:sz w:val="18"/>
               </w:rPr>
-              <w:t>2 (0 untuk sudut bulat)</w:t>
+              <w:t>0 bila semua ukuran bulat (120, bukan 120,00); 2 bila ada pecahan</w:t>
             </w:r>
           </w:p>
         </w:tc>
@@ -9485,7 +9485,7 @@
           <w:i w:val="0"/>
           <w:sz w:val="20"/>
         </w:rPr>
-        <w:t>Gambar 7 — Gambar kerja target praktik: pelat berpinggul berlubang. Satuan mm; tampak Top (XY) dengan titik asal (0, 0) di sudut kiri-bawah pelat. Kontur 120 × 70, chamfer C15, dan lubang ⌀20 di (60, 35) dibuat pada langkah 2; dimensi 120, 70, baseline 60 dan 35, ⌀20, dua kaki 15, dan sudut 45° pada langkah 3; Label “C15 × 45°” dan Draft Text dua baris (bahan, toleransi umum) pada langkah 4.</w:t>
+        <w:t>Gambar 7 — Gambar kerja target praktik: pelat berpinggul berlubang. Satuan mm; tampak Top (XY) dengan titik asal (0, 0) di sudut kiri-bawah pelat. Kontur 120 × 70, chamfer C15, dan lubang ⌀20 di (60, 35) dibuat pada langkah 2; dimensi 120, 70, baseline 60 dan 35, ⌀20 (angkanya di luar lubang), dan sudut dalam 135° antara sisi atas dan chamfer pada langkah 3; Label “C15 × 45°” (kaki 15 mm, sudut 45°) dan Draft Text dua baris (bahan, toleransi umum) pada langkah 4. Garis sumbu lubang berada di layer Sumbu (Dashdot).</w:t>
       </w:r>
     </w:p>
     <w:p>
@@ -9509,16 +9509,124 @@
           <w:i w:val="0"/>
           <w:sz w:val="22"/>
         </w:rPr>
-        <w:t xml:space="preserve">Siapkan dokumen dan layer: </w:t>
-      </w:r>
-      <w:r>
-        <w:rPr>
-          <w:rFonts w:ascii="Arial" w:hAnsi="Arial" w:eastAsia="Arial" w:cs="Arial"/>
-          <w:b w:val="0"/>
-          <w:i w:val="0"/>
-          <w:sz w:val="22"/>
-        </w:rPr>
-        <w:t>Ctrl+N, Draft, Top (XY), mm. Buat layer Kontur, Sumbu, dan Dimensi. Draft → Annotation styles… buat gaya ISO-A4: FontSize 3,5; ArrowSize 2; Decimals 2; ShowUnit off.</w:t>
+        <w:t xml:space="preserve">Siapkan dokumen, layer, dan gaya: </w:t>
+      </w:r>
+      <w:r>
+        <w:rPr>
+          <w:rFonts w:ascii="Arial" w:hAnsi="Arial" w:eastAsia="Arial" w:cs="Arial"/>
+          <w:b w:val="0"/>
+          <w:i w:val="0"/>
+          <w:sz w:val="22"/>
+        </w:rPr>
+        <w:t xml:space="preserve">Workbench Draft. Edit → Preferences → Draft → Grid and Snapping: hapus centang </w:t>
+      </w:r>
+      <w:r>
+        <w:rPr>
+          <w:rFonts w:ascii="Arial" w:hAnsi="Arial" w:eastAsia="Arial" w:cs="Arial"/>
+          <w:b w:val="0"/>
+          <w:i/>
+          <w:sz w:val="22"/>
+        </w:rPr>
+        <w:t>Always show the grid</w:t>
+      </w:r>
+      <w:r>
+        <w:rPr>
+          <w:rFonts w:ascii="Arial" w:hAnsi="Arial" w:eastAsia="Arial" w:cs="Arial"/>
+          <w:b w:val="0"/>
+          <w:i w:val="0"/>
+          <w:sz w:val="22"/>
+        </w:rPr>
+        <w:t xml:space="preserve"> dan </w:t>
+      </w:r>
+      <w:r>
+        <w:rPr>
+          <w:rFonts w:ascii="Arial" w:hAnsi="Arial" w:eastAsia="Arial" w:cs="Arial"/>
+          <w:b w:val="0"/>
+          <w:i/>
+          <w:sz w:val="22"/>
+        </w:rPr>
+        <w:t>Show the grid during commands</w:t>
+      </w:r>
+      <w:r>
+        <w:rPr>
+          <w:rFonts w:ascii="Arial" w:hAnsi="Arial" w:eastAsia="Arial" w:cs="Arial"/>
+          <w:b w:val="0"/>
+          <w:i w:val="0"/>
+          <w:sz w:val="22"/>
+        </w:rPr>
+        <w:t xml:space="preserve"> agar grid tidak tampil sama sekali. File → New Document, working plane Top (XY); snap Endpoint dan Center aktif. Buat layer (Utilities → New Layer): </w:t>
+      </w:r>
+      <w:r>
+        <w:rPr>
+          <w:rFonts w:ascii="Arial" w:hAnsi="Arial" w:eastAsia="Arial" w:cs="Arial"/>
+          <w:b/>
+          <w:i w:val="0"/>
+          <w:sz w:val="22"/>
+        </w:rPr>
+        <w:t>Kontur</w:t>
+      </w:r>
+      <w:r>
+        <w:rPr>
+          <w:rFonts w:ascii="Arial" w:hAnsi="Arial" w:eastAsia="Arial" w:cs="Arial"/>
+          <w:b w:val="0"/>
+          <w:i w:val="0"/>
+          <w:sz w:val="22"/>
+        </w:rPr>
+        <w:t xml:space="preserve"> Line Width 3; </w:t>
+      </w:r>
+      <w:r>
+        <w:rPr>
+          <w:rFonts w:ascii="Arial" w:hAnsi="Arial" w:eastAsia="Arial" w:cs="Arial"/>
+          <w:b/>
+          <w:i w:val="0"/>
+          <w:sz w:val="22"/>
+        </w:rPr>
+        <w:t>Sumbu</w:t>
+      </w:r>
+      <w:r>
+        <w:rPr>
+          <w:rFonts w:ascii="Arial" w:hAnsi="Arial" w:eastAsia="Arial" w:cs="Arial"/>
+          <w:b w:val="0"/>
+          <w:i w:val="0"/>
+          <w:sz w:val="22"/>
+        </w:rPr>
+        <w:t xml:space="preserve"> Line Width 1, Draw Style Dashdot, warna merah; </w:t>
+      </w:r>
+      <w:r>
+        <w:rPr>
+          <w:rFonts w:ascii="Arial" w:hAnsi="Arial" w:eastAsia="Arial" w:cs="Arial"/>
+          <w:b/>
+          <w:i w:val="0"/>
+          <w:sz w:val="22"/>
+        </w:rPr>
+        <w:t>Dimensi</w:t>
+      </w:r>
+      <w:r>
+        <w:rPr>
+          <w:rFonts w:ascii="Arial" w:hAnsi="Arial" w:eastAsia="Arial" w:cs="Arial"/>
+          <w:b w:val="0"/>
+          <w:i w:val="0"/>
+          <w:sz w:val="22"/>
+        </w:rPr>
+        <w:t xml:space="preserve"> Line Width 1. Annotation → Annotation Styles → </w:t>
+      </w:r>
+      <w:r>
+        <w:rPr>
+          <w:rFonts w:ascii="Arial" w:hAnsi="Arial" w:eastAsia="Arial" w:cs="Arial"/>
+          <w:b w:val="0"/>
+          <w:i/>
+          <w:sz w:val="22"/>
+        </w:rPr>
+        <w:t>Add new…</w:t>
+      </w:r>
+      <w:r>
+        <w:rPr>
+          <w:rFonts w:ascii="Arial" w:hAnsi="Arial" w:eastAsia="Arial" w:cs="Arial"/>
+          <w:b w:val="0"/>
+          <w:i w:val="0"/>
+          <w:sz w:val="22"/>
+        </w:rPr>
+        <w:t xml:space="preserve"> “ISO-A4”: Font size 3,5; Start/End arrow type Arrow, ukuran 1; Show unit mati; Number of decimals 0 (semua ukuran bulat, jadi tampil 120, bukan 120,00).</w:t>
       </w:r>
     </w:p>
     <w:p>
@@ -9542,16 +9650,52 @@
           <w:i w:val="0"/>
           <w:sz w:val="22"/>
         </w:rPr>
-        <w:t xml:space="preserve">Kontur dan lubang: </w:t>
-      </w:r>
-      <w:r>
-        <w:rPr>
-          <w:rFonts w:ascii="Arial" w:hAnsi="Arial" w:eastAsia="Arial" w:cs="Arial"/>
-          <w:b w:val="0"/>
-          <w:i w:val="0"/>
-          <w:sz w:val="22"/>
-        </w:rPr>
-        <w:t>Pada layer Kontur: Draft Wire pelat 120 × 70 dengan chamfer C15 di sudut kanan-atas (lihat Gambar 1), Draft Circle ⌀20 di (60, 35), Part Cut. Pada layer Sumbu: dua Draft Line sumbu lubang, gaya Dashdot.</w:t>
+        <w:t xml:space="preserve">Kontur, lubang, dan sumbu: </w:t>
+      </w:r>
+      <w:r>
+        <w:rPr>
+          <w:rFonts w:ascii="Arial" w:hAnsi="Arial" w:eastAsia="Arial" w:cs="Arial"/>
+          <w:b w:val="0"/>
+          <w:i w:val="0"/>
+          <w:sz w:val="22"/>
+        </w:rPr>
+        <w:t xml:space="preserve">Klik kanan layer Kontur → </w:t>
+      </w:r>
+      <w:r>
+        <w:rPr>
+          <w:rFonts w:ascii="Arial" w:hAnsi="Arial" w:eastAsia="Arial" w:cs="Arial"/>
+          <w:b/>
+          <w:i w:val="0"/>
+          <w:sz w:val="22"/>
+        </w:rPr>
+        <w:t>Activate Layer</w:t>
+      </w:r>
+      <w:r>
+        <w:rPr>
+          <w:rFonts w:ascii="Arial" w:hAnsi="Arial" w:eastAsia="Arial" w:cs="Arial"/>
+          <w:b w:val="0"/>
+          <w:i w:val="0"/>
+          <w:sz w:val="22"/>
+        </w:rPr>
+        <w:t xml:space="preserve"> (objek Draft baru langsung masuk layer ini). Rectangle dengan Make face dari (0, 0, 0) ke (120, 70, 0). Circle Make face: arahkan kursor ke face persegi panjang; snap Center memberi titik tengahnya (60, 35); radius 10. Segitiga C15: Drafting → Polyline (Make face), titik pertama snap Endpoint di sudut (120, 70), centang </w:t>
+      </w:r>
+      <w:r>
+        <w:rPr>
+          <w:rFonts w:ascii="Arial" w:hAnsi="Arial" w:eastAsia="Arial" w:cs="Arial"/>
+          <w:b/>
+          <w:i w:val="0"/>
+          <w:sz w:val="22"/>
+        </w:rPr>
+        <w:t>Relative</w:t>
+      </w:r>
+      <w:r>
+        <w:rPr>
+          <w:rFonts w:ascii="Arial" w:hAnsi="Arial" w:eastAsia="Arial" w:cs="Arial"/>
+          <w:b w:val="0"/>
+          <w:i w:val="0"/>
+          <w:sz w:val="22"/>
+        </w:rPr>
+        <w:t>, ketik (−15, 0) dan (15, −15), lalu Close. Workbench Part → Boolean → Cut: persegi panjang − segitiga, lalu hasilnya − lingkaran → Cut001; masukkan ke layer Kontur. Aktifkan layer Sumbu, Line (Relative dimatikan) dari (45, 35) ke (75, 35), lalu Rotate + Copy 90° dengan pusat diklik di tepi lubang (snap Center) → sumbu tegak.</w:t>
       </w:r>
     </w:p>
     <w:p>
@@ -9584,7 +9728,25 @@
           <w:i w:val="0"/>
           <w:sz w:val="22"/>
         </w:rPr>
-        <w:t>Pada layer Dimensi: linear 120 (bawah) dan 70 (kiri), posisi lubang 60 dan 35 sebagai baseline dari sudut kiri-bawah, diameter ⌀20, dua kaki chamfer 15, angular 45°. Terapkan gaya ISO-A4 pada semuanya.</w:t>
+        <w:t xml:space="preserve">Aktifkan layer Dimensi. Annotation → Dimension: 120 (dua sudut bawah) dan 70 (dua sudut kiri); baseline 60 dan 35 dari titik asal ke pusat lubang sambil </w:t>
+      </w:r>
+      <w:r>
+        <w:rPr>
+          <w:rFonts w:ascii="Arial" w:hAnsi="Arial" w:eastAsia="Arial" w:cs="Arial"/>
+          <w:b/>
+          <w:i w:val="0"/>
+          <w:sz w:val="22"/>
+        </w:rPr>
+        <w:t>menahan Shift</w:t>
+      </w:r>
+      <w:r>
+        <w:rPr>
+          <w:rFonts w:ascii="Arial" w:hAnsi="Arial" w:eastAsia="Arial" w:cs="Arial"/>
+          <w:b w:val="0"/>
+          <w:i w:val="0"/>
+          <w:sz w:val="22"/>
+        </w:rPr>
+        <w:t xml:space="preserve"> agar dimensi mendatar atau tegak; mode Select Edge pada tepi lubang → ⌀20; Select Edge sisi atas lalu Alt+klik chamfer → sudut dalam 135° (= 180° − 45°; Draft hanya mengukur sudut di antara dua tepi yang ada). Pilih semua dimensi → View → Annotation Style = ISO-A4. Angka ⌀20 dipindah keluar lubang lewat View → Text Position (74, 45) agar tidak menimpa garis sumbu.</w:t>
       </w:r>
     </w:p>
     <w:p>
@@ -9617,7 +9779,7 @@
           <w:i w:val="0"/>
           <w:sz w:val="22"/>
         </w:rPr>
-        <w:t>Draft Label Custom “C15 × 45°” berpanah ke sisi chamfer; Draft Text dua baris: bahan dan toleransi umum. Masukkan ke layer Dimensi.</w:t>
+        <w:t>Annotation → Label: klik tengah chamfer, klik ujung penunjuk, klik letak teks; Data → Custom Text = “C15 × 45°” (kaki 15 mm dan sudut 45° dalam satu catatan). Annotation → Text: “Bahan: S275JR” ⏎ “Toleransi umum: ISO 2768-m” ⏎ ⏎. Label dan Text → Annotation Style ISO-A4; keduanya otomatis berada di layer Dimensi.</w:t>
       </w:r>
     </w:p>
     <w:p>
@@ -9650,7 +9812,7 @@
           <w:i w:val="0"/>
           <w:sz w:val="22"/>
         </w:rPr>
-        <w:t>Python console: App.ActiveDocument.Cut.Shape.Area → 7.973,34 mm². Sembunyikan layer Dimensi (Spasi) dan pastikan kontur tetap bersih.</w:t>
+        <w:t>Python console: App.ActiveDocument.Cut001.Shape.Area → 7.973,34 mm². Pilih layer Dimensi, tekan Spasi untuk menyembunyikan semua anotasi (kontur tetap bersih), lalu Spasi lagi untuk menampilkannya.</w:t>
       </w:r>
     </w:p>
     <w:p>
@@ -9683,7 +9845,61 @@
           <w:i w:val="0"/>
           <w:sz w:val="22"/>
         </w:rPr>
-        <w:t>TechDraw → Page Default; pilih objek Cut → Insert View; Scale 1:1; isi kepala gambar (judul, bahan, skala, nama); tambahkan TechDraw Length dimension untuk membandingkan dengan Draft Dimension.</w:t>
+        <w:t xml:space="preserve">Workbench TechDraw → Page → </w:t>
+      </w:r>
+      <w:r>
+        <w:rPr>
+          <w:rFonts w:ascii="Arial" w:hAnsi="Arial" w:eastAsia="Arial" w:cs="Arial"/>
+          <w:b/>
+          <w:i w:val="0"/>
+          <w:sz w:val="22"/>
+        </w:rPr>
+        <w:t>New Page From Template</w:t>
+      </w:r>
+      <w:r>
+        <w:rPr>
+          <w:rFonts w:ascii="Arial" w:hAnsi="Arial" w:eastAsia="Arial" w:cs="Arial"/>
+          <w:b w:val="0"/>
+          <w:i w:val="0"/>
+          <w:sz w:val="22"/>
+        </w:rPr>
+        <w:t xml:space="preserve"> → ISO/A4_Landscape_ISO5457_minimal.svg. Pilih Cut001 → TechDraw Views → New View, tombol kamera (arah Top dari tampilan 3D) → OK; Data → X 150, Y 132 (tengah area gambar, lega dari garis tepi dan kepala gambar), lalu Recompute. Klik kolom kepala gambar: Title, Created by, Approved by (nama dosen pengampu), Part Material. Klik tepi lubang → Centerlines/Threading → </w:t>
+      </w:r>
+      <w:r>
+        <w:rPr>
+          <w:rFonts w:ascii="Arial" w:hAnsi="Arial" w:eastAsia="Arial" w:cs="Arial"/>
+          <w:b/>
+          <w:i w:val="0"/>
+          <w:sz w:val="22"/>
+        </w:rPr>
+        <w:t>Circle Centerlines</w:t>
+      </w:r>
+      <w:r>
+        <w:rPr>
+          <w:rFonts w:ascii="Arial" w:hAnsi="Arial" w:eastAsia="Arial" w:cs="Arial"/>
+          <w:b w:val="0"/>
+          <w:i w:val="0"/>
+          <w:sz w:val="22"/>
+        </w:rPr>
+        <w:t xml:space="preserve">. Dimensi lembar: tepi bawah → Length (120); tepi kiri → Vertical Length (70); tepi kiri + garis sumbu tegak → Horizontal Length (60); tepi bawah + garis sumbu mendatar → Vertical Length (35); tepi lubang → Diameter (⌀20); dua titik ujung chamfer → Format/Organize Dimensions → </w:t>
+      </w:r>
+      <w:r>
+        <w:rPr>
+          <w:rFonts w:ascii="Arial" w:hAnsi="Arial" w:eastAsia="Arial" w:cs="Arial"/>
+          <w:b/>
+          <w:i w:val="0"/>
+          <w:sz w:val="22"/>
+        </w:rPr>
+        <w:t>Horizontal Chamfer Dimension</w:t>
+      </w:r>
+      <w:r>
+        <w:rPr>
+          <w:rFonts w:ascii="Arial" w:hAnsi="Arial" w:eastAsia="Arial" w:cs="Arial"/>
+          <w:b w:val="0"/>
+          <w:i w:val="0"/>
+          <w:sz w:val="22"/>
+        </w:rPr>
+        <w:t xml:space="preserve"> (15 × 45°). Seret setiap angka ke tempatnya: berjenjang, tidak menempel garis benda, tidak saling menumpuk.</w:t>
       </w:r>
     </w:p>
     <w:p>
@@ -9716,7 +9932,7 @@
           <w:i w:val="0"/>
           <w:sz w:val="22"/>
         </w:rPr>
-        <w:t>Ctrl+S → Latihan4_NIM.FCStd; TechDraw → Export page as PDF sebagai latihan (PDF tidak diunggah, .FCStd yang diunggah).</w:t>
+        <w:t>Ctrl+S → Latihan4_NIM.FCStd; File → Export PDF → Latihan4_NIM.pdf sebagai latihan (PDF tidak diunggah, .FCStd yang diunggah).</w:t>
       </w:r>
     </w:p>
     <w:p>
@@ -10002,7 +10218,7 @@
                 <w:i w:val="0"/>
                 <w:sz w:val="18"/>
               </w:rPr>
-              <w:t>Sudut angular menampilkan 135°</w:t>
+              <w:t>Sudut chamfer tampil 225°, bukan 135°</w:t>
             </w:r>
           </w:p>
         </w:tc>
@@ -10021,7 +10237,7 @@
                 <w:i w:val="0"/>
                 <w:sz w:val="18"/>
               </w:rPr>
-              <w:t>Busur dimensi ditempatkan di sisi luar</w:t>
+              <w:t>Busur dimensi diletakkan di luar pelat (sudut refleks)</w:t>
             </w:r>
           </w:p>
         </w:tc>
@@ -10040,7 +10256,7 @@
                 <w:i w:val="0"/>
                 <w:sz w:val="18"/>
               </w:rPr>
-              <w:t>Pindahkan titik penempatan ke dalam sudut 45°</w:t>
+              <w:t>Letakkan titik busur di dalam pelat, di antara sisi atas dan chamfer</w:t>
             </w:r>
           </w:p>
         </w:tc>
